--- a/public/uploads/contracts/draft-25.docx
+++ b/public/uploads/contracts/draft-25.docx
@@ -51,24 +51,24 @@
           <w:szCs w:val="28"/>
           <w:lang w:val="uz-Cyrl-UZ"/>
         </w:rPr>
-        <w:t xml:space="preserve">2026 йил 30-июн          А-26-CROXM-сон                                        Тошкент шаҳри ш.</w:t>
-      </w:r>
-    </w:p>
-    <w:p/>
-    <w:p>
-      <w:pPr>
-        <w:spacing w:after="0" w:line="240" w:lineRule="auto"/>
-        <w:ind w:firstLine="851"/>
-        <w:jc w:val="both"/>
-      </w:pPr>
-      <w:r>
-        <w:rPr>
-          <w:rFonts w:ascii="Times New Roman" w:hAnsi="Times New Roman" w:cs="Times New Roman"/>
-          <w:sz w:val="28"/>
-          <w:szCs w:val="28"/>
-          <w:lang w:val="uz-Cyrl-UZ"/>
-        </w:rPr>
-        <w:t xml:space="preserve">Кейинги ўринларда “Ижарага берувчи” деб номланадиган Тошкент шаҳар ҳокимияти томонидан ва кейинги ўринларда “Ижарага олувчи” деб номланадиган Қодирова Зухра («TEXNO MARKET» МЧЖ) томонидан мазкур шартномани Ўзбекистон Республикаси Ягона интерактив давлат хизматлари портали орқали 2026 йил 30-июн да келиб тушган А-26-CROXM-сон аризага биноан тузди.</w:t>
+        <w:t xml:space="preserve">2026 йил 30-июн          А-26-L886N-сон                                        Тошкент шаҳри ш.</w:t>
+      </w:r>
+    </w:p>
+    <w:p/>
+    <w:p>
+      <w:pPr>
+        <w:spacing w:after="0" w:line="240" w:lineRule="auto"/>
+        <w:ind w:firstLine="851"/>
+        <w:jc w:val="both"/>
+      </w:pPr>
+      <w:r>
+        <w:rPr>
+          <w:rFonts w:ascii="Times New Roman" w:hAnsi="Times New Roman" w:cs="Times New Roman"/>
+          <w:sz w:val="28"/>
+          <w:szCs w:val="28"/>
+          <w:lang w:val="uz-Cyrl-UZ"/>
+        </w:rPr>
+        <w:t xml:space="preserve">Кейинги ўринларда “Ижарага берувчи” деб номланадиган Тошкент шаҳар ҳокимияти томонидан ва кейинги ўринларда “Ижарага олувчи” деб номланадиган Қодирова Зухра («GULSHAN» савдо мажмуаси) томонидан мазкур шартномани Ўзбекистон Республикаси Ягона интерактив давлат хизматлари портали орқали 2026 йил 30-июн да келиб тушган А-26-L886N-сон аризага биноан тузди.</w:t>
       </w:r>
     </w:p>
     <w:p/>
@@ -120,7 +120,7 @@
           <w:szCs w:val="28"/>
           <w:lang w:val="uz-Cyrl-UZ"/>
         </w:rPr>
-        <w:t xml:space="preserve">1.2. Ижарага берувчи ер участкасини 2026 йил 30-июн дан 1 (бир) йил муддатга ижарага беради, Ижарага олувчи эса ўзига тегишли бўлган Тошкент шаҳрининг Мирзо-Улуғбек туманидаги Мирзо-Улуғбек тумани, Алишер Навоий кўчаси, №71 манзилда жойлашган «TEXNO MARKET» МЧЖ объекти (ер участкаси)га туташ ҳудуддаги кейинчалик “Ер участкаси” деб номланувчи 36 кв.м ер майдонни Маиший техника фаолиятини ташкил этиш учун ижарага олади.</w:t>
+        <w:t xml:space="preserve">1.2. Ижарага берувчи ер участкасини 2026 йил 30-июн дан 1 (бир) йил муддатга ижарага беради, Ижарага олувчи эса ўзига тегишли бўлган Тошкент шаҳрининг Мирзо-Улуғбек туманидаги Мирзо-Улуғбек тумани, Мустақиллик кўчаси, №79 манзилда жойлашган «GULSHAN» савдо мажмуаси объекти (ер участкаси)га туташ ҳудуддаги кейинчалик “Ер участкаси” деб номланувчи 78 кв.м ер майдонни Савдо мажмуаси фаолиятини ташкил этиш учун ижарага олади.</w:t>
       </w:r>
     </w:p>
     <w:p/>
@@ -257,24 +257,24 @@
           <w:szCs w:val="28"/>
           <w:lang w:val="uz-Cyrl-UZ"/>
         </w:rPr>
-        <w:t xml:space="preserve">2.5. Ер участкаси тадбиркорлик фаолиятини амалга ошириш учун берилади ва қуйидаги мақсадда фойдаланилади: Савдо сотиқ.</w:t>
-      </w:r>
-    </w:p>
-    <w:p/>
-    <w:p>
-      <w:pPr>
-        <w:spacing w:after="0" w:line="240" w:lineRule="auto"/>
-        <w:ind w:firstLine="851"/>
-        <w:jc w:val="both"/>
-      </w:pPr>
-      <w:r>
-        <w:rPr>
-          <w:rFonts w:ascii="Times New Roman" w:hAnsi="Times New Roman" w:cs="Times New Roman"/>
-          <w:sz w:val="28"/>
-          <w:szCs w:val="28"/>
-          <w:lang w:val="uz-Cyrl-UZ"/>
-        </w:rPr>
-        <w:t xml:space="preserve">2.6. Объект жойлашган кўча тури: Гастрономик кўча. Кадастр рақами: 10:11:05:09:03:0109.</w:t>
+        <w:t xml:space="preserve">2.5. Ер участкаси тадбиркорлик фаолиятини амалга ошириш учун берилади ва қуйидаги мақсадда фойдаланилади: Умумий овқатланиш.</w:t>
+      </w:r>
+    </w:p>
+    <w:p/>
+    <w:p>
+      <w:pPr>
+        <w:spacing w:after="0" w:line="240" w:lineRule="auto"/>
+        <w:ind w:firstLine="851"/>
+        <w:jc w:val="both"/>
+      </w:pPr>
+      <w:r>
+        <w:rPr>
+          <w:rFonts w:ascii="Times New Roman" w:hAnsi="Times New Roman" w:cs="Times New Roman"/>
+          <w:sz w:val="28"/>
+          <w:szCs w:val="28"/>
+          <w:lang w:val="uz-Cyrl-UZ"/>
+        </w:rPr>
+        <w:t xml:space="preserve">2.6. Объект жойлашган кўча тури: Гастрономик кўча. Кадастр рақами: 10:11:05:01:05:0106.</w:t>
       </w:r>
     </w:p>
     <w:p/>
@@ -343,7 +343,7 @@
           <w:szCs w:val="28"/>
           <w:lang w:val="uz-Cyrl-UZ"/>
         </w:rPr>
-        <w:t xml:space="preserve">3.3. Ер участкаси учун йиллик ижара тўлови 19 440 000 сўмни ташкил этади ва йиллик ижара тўлов суммасининг тенг миқдорга бўлган ҳолда ҳар ойда (ойлик 1 620 000 сўм) амалга оширилади.</w:t>
+        <w:t xml:space="preserve">3.3. Ер участкаси учун йиллик ижара тўлови 42 120 000 сўмни ташкил этади ва йиллик ижара тўлов суммасининг тенг миқдорга бўлган ҳолда ҳар ойда (ойлик 3 510 000 сўм) амалга оширилади.</w:t>
       </w:r>
     </w:p>
     <w:p/>
@@ -1203,7 +1203,7 @@
                 <w:szCs w:val="28"/>
                 <w:lang w:val="uz-Cyrl-UZ"/>
               </w:rPr>
-              <w:t xml:space="preserve">«TEXNO MARKET» МЧЖ</w:t>
+              <w:t xml:space="preserve">«GULSHAN» савдо мажмуаси</w:t>
             </w:r>
           </w:p>
           <w:p>
@@ -1233,7 +1233,7 @@
                 <w:szCs w:val="28"/>
                 <w:lang w:val="uz-Cyrl-UZ"/>
               </w:rPr>
-              <w:t xml:space="preserve">Манзил: Мирзо-Улуғбек тумани, Алишер Навоий кўчаси, №71</w:t>
+              <w:t xml:space="preserve">Манзил: Мирзо-Улуғбек тумани, Мустақиллик кўчаси, №79</w:t>
             </w:r>
           </w:p>
           <w:p>

--- a/public/uploads/contracts/draft-25.docx
+++ b/public/uploads/contracts/draft-25.docx
@@ -51,24 +51,24 @@
           <w:szCs w:val="28"/>
           <w:lang w:val="uz-Cyrl-UZ"/>
         </w:rPr>
-        <w:t xml:space="preserve">2026 йил 30-июн          А-26-L886N-сон                                        Тошкент шаҳри ш.</w:t>
-      </w:r>
-    </w:p>
-    <w:p/>
-    <w:p>
-      <w:pPr>
-        <w:spacing w:after="0" w:line="240" w:lineRule="auto"/>
-        <w:ind w:firstLine="851"/>
-        <w:jc w:val="both"/>
-      </w:pPr>
-      <w:r>
-        <w:rPr>
-          <w:rFonts w:ascii="Times New Roman" w:hAnsi="Times New Roman" w:cs="Times New Roman"/>
-          <w:sz w:val="28"/>
-          <w:szCs w:val="28"/>
-          <w:lang w:val="uz-Cyrl-UZ"/>
-        </w:rPr>
-        <w:t xml:space="preserve">Кейинги ўринларда “Ижарага берувчи” деб номланадиган Тошкент шаҳар ҳокимияти томонидан ва кейинги ўринларда “Ижарага олувчи” деб номланадиган Қодирова Зухра («GULSHAN» савдо мажмуаси) томонидан мазкур шартномани Ўзбекистон Республикаси Ягона интерактив давлат хизматлари портали орқали 2026 йил 30-июн да келиб тушган А-26-L886N-сон аризага биноан тузди.</w:t>
+        <w:t xml:space="preserve">2026 йил 1-июл          А-26-XJZWO-сон                                        Тошкент шаҳри ш.</w:t>
+      </w:r>
+    </w:p>
+    <w:p/>
+    <w:p>
+      <w:pPr>
+        <w:spacing w:after="0" w:line="240" w:lineRule="auto"/>
+        <w:ind w:firstLine="851"/>
+        <w:jc w:val="both"/>
+      </w:pPr>
+      <w:r>
+        <w:rPr>
+          <w:rFonts w:ascii="Times New Roman" w:hAnsi="Times New Roman" w:cs="Times New Roman"/>
+          <w:sz w:val="28"/>
+          <w:szCs w:val="28"/>
+          <w:lang w:val="uz-Cyrl-UZ"/>
+        </w:rPr>
+        <w:t xml:space="preserve">Кейинги ўринларда “Ижарага берувчи” деб номланадиган Тошкент шаҳар ҳокимияти томонидан ва кейинги ўринларда “Ижарага олувчи” деб номланадиган Тўраев Ботир («GULSHAN» савдо мажмуаси) томонидан мазкур шартномани Ўзбекистон Республикаси Ягона интерактив давлат хизматлари портали орқали 2026 йил 1-июл да келиб тушган А-26-XJZWO-сон аризага биноан тузди.</w:t>
       </w:r>
     </w:p>
     <w:p/>
@@ -120,7 +120,7 @@
           <w:szCs w:val="28"/>
           <w:lang w:val="uz-Cyrl-UZ"/>
         </w:rPr>
-        <w:t xml:space="preserve">1.2. Ижарага берувчи ер участкасини 2026 йил 30-июн дан 1 (бир) йил муддатга ижарага беради, Ижарага олувчи эса ўзига тегишли бўлган Тошкент шаҳрининг Мирзо-Улуғбек туманидаги Мирзо-Улуғбек тумани, Мустақиллик кўчаси, №79 манзилда жойлашган «GULSHAN» савдо мажмуаси объекти (ер участкаси)га туташ ҳудуддаги кейинчалик “Ер участкаси” деб номланувчи 78 кв.м ер майдонни Савдо мажмуаси фаолиятини ташкил этиш учун ижарага олади.</w:t>
+        <w:t xml:space="preserve">1.2. Ижарага берувчи ер участкасини 2026 йил 1-июл дан 1 (бир) йил муддатга ижарага беради, Ижарага олувчи эса ўзига тегишли бўлган Тошкент шаҳрининг Мирзо-Улуғбек туманидаги Мирзо-Улуғбек тумани, Янги ҳаёт кўчаси, №101 манзилда жойлашган «GULSHAN» савдо мажмуаси объекти (ер участкаси)га туташ ҳудуддаги кейинчалик “Ер участкаси” деб номланувчи 44 кв.м ер майдонни Савдо мажмуаси фаолиятини ташкил этиш учун ижарага олади.</w:t>
       </w:r>
     </w:p>
     <w:p/>
@@ -274,7 +274,7 @@
           <w:szCs w:val="28"/>
           <w:lang w:val="uz-Cyrl-UZ"/>
         </w:rPr>
-        <w:t xml:space="preserve">2.6. Объект жойлашган кўча тури: Гастрономик кўча. Кадастр рақами: 10:11:05:01:05:0106.</w:t>
+        <w:t xml:space="preserve">2.6. Объект жойлашган кўча тури: Гастрономик кўча. Кадастр рақами: 10:11:02:07:07:0106.</w:t>
       </w:r>
     </w:p>
     <w:p/>
@@ -343,7 +343,7 @@
           <w:szCs w:val="28"/>
           <w:lang w:val="uz-Cyrl-UZ"/>
         </w:rPr>
-        <w:t xml:space="preserve">3.3. Ер участкаси учун йиллик ижара тўлови 42 120 000 сўмни ташкил этади ва йиллик ижара тўлов суммасининг тенг миқдорга бўлган ҳолда ҳар ойда (ойлик 3 510 000 сўм) амалга оширилади.</w:t>
+        <w:t xml:space="preserve">3.3. Ер участкаси учун йиллик ижара тўлови 23 760 000 сўмни ташкил этади ва йиллик ижара тўлов суммасининг тенг миқдорга бўлган ҳолда ҳар ойда (ойлик 1 980 000 сўм) амалга оширилади.</w:t>
       </w:r>
     </w:p>
     <w:p/>
@@ -1218,37 +1218,37 @@
                 <w:szCs w:val="28"/>
                 <w:lang w:val="uz-Cyrl-UZ"/>
               </w:rPr>
-              <w:t xml:space="preserve">ФИО: Қодирова Зухра</w:t>
-            </w:r>
-          </w:p>
-          <w:p>
-            <w:pPr>
-              <w:jc w:val="center"/>
-              <w:spacing w:after="20"/>
-            </w:pPr>
-            <w:r>
-              <w:rPr>
-                <w:rFonts w:ascii="Times New Roman" w:hAnsi="Times New Roman" w:cs="Times New Roman"/>
-                <w:sz w:val="28"/>
-                <w:szCs w:val="28"/>
-                <w:lang w:val="uz-Cyrl-UZ"/>
-              </w:rPr>
-              <w:t xml:space="preserve">Манзил: Мирзо-Улуғбек тумани, Мустақиллик кўчаси, №79</w:t>
-            </w:r>
-          </w:p>
-          <w:p>
-            <w:pPr>
-              <w:jc w:val="center"/>
-              <w:spacing w:after="20"/>
-            </w:pPr>
-            <w:r>
-              <w:rPr>
-                <w:rFonts w:ascii="Times New Roman" w:hAnsi="Times New Roman" w:cs="Times New Roman"/>
-                <w:sz w:val="28"/>
-                <w:szCs w:val="28"/>
-                <w:lang w:val="uz-Cyrl-UZ"/>
-              </w:rPr>
-              <w:t xml:space="preserve">СТИР (ЖШШИР): 30000000066666</w:t>
+              <w:t xml:space="preserve">ФИО: Тўраев Ботир</w:t>
+            </w:r>
+          </w:p>
+          <w:p>
+            <w:pPr>
+              <w:jc w:val="center"/>
+              <w:spacing w:after="20"/>
+            </w:pPr>
+            <w:r>
+              <w:rPr>
+                <w:rFonts w:ascii="Times New Roman" w:hAnsi="Times New Roman" w:cs="Times New Roman"/>
+                <w:sz w:val="28"/>
+                <w:szCs w:val="28"/>
+                <w:lang w:val="uz-Cyrl-UZ"/>
+              </w:rPr>
+              <w:t xml:space="preserve">Манзил: Мирзо-Улуғбек тумани, Янги ҳаёт кўчаси, №101</w:t>
+            </w:r>
+          </w:p>
+          <w:p>
+            <w:pPr>
+              <w:jc w:val="center"/>
+              <w:spacing w:after="20"/>
+            </w:pPr>
+            <w:r>
+              <w:rPr>
+                <w:rFonts w:ascii="Times New Roman" w:hAnsi="Times New Roman" w:cs="Times New Roman"/>
+                <w:sz w:val="28"/>
+                <w:szCs w:val="28"/>
+                <w:lang w:val="uz-Cyrl-UZ"/>
+              </w:rPr>
+              <w:t xml:space="preserve">СТИР (ЖШШИР): 30000000077777</w:t>
             </w:r>
           </w:p>
           <w:p>

--- a/public/uploads/contracts/draft-25.docx
+++ b/public/uploads/contracts/draft-25.docx
@@ -51,24 +51,24 @@
           <w:szCs w:val="28"/>
           <w:lang w:val="uz-Cyrl-UZ"/>
         </w:rPr>
-        <w:t xml:space="preserve">2026 йил 1-июл          А-26-XJZWO-сон                                        Тошкент шаҳри ш.</w:t>
-      </w:r>
-    </w:p>
-    <w:p/>
-    <w:p>
-      <w:pPr>
-        <w:spacing w:after="0" w:line="240" w:lineRule="auto"/>
-        <w:ind w:firstLine="851"/>
-        <w:jc w:val="both"/>
-      </w:pPr>
-      <w:r>
-        <w:rPr>
-          <w:rFonts w:ascii="Times New Roman" w:hAnsi="Times New Roman" w:cs="Times New Roman"/>
-          <w:sz w:val="28"/>
-          <w:szCs w:val="28"/>
-          <w:lang w:val="uz-Cyrl-UZ"/>
-        </w:rPr>
-        <w:t xml:space="preserve">Кейинги ўринларда “Ижарага берувчи” деб номланадиган Тошкент шаҳар ҳокимияти томонидан ва кейинги ўринларда “Ижарага олувчи” деб номланадиган Тўраев Ботир («GULSHAN» савдо мажмуаси) томонидан мазкур шартномани Ўзбекистон Республикаси Ягона интерактив давлат хизматлари портали орқали 2026 йил 1-июл да келиб тушган А-26-XJZWO-сон аризага биноан тузди.</w:t>
+        <w:t xml:space="preserve">2026 йил 1-июл          А-26-CH7ZZ-сон                                        Тошкент шаҳри ш.</w:t>
+      </w:r>
+    </w:p>
+    <w:p/>
+    <w:p>
+      <w:pPr>
+        <w:spacing w:after="0" w:line="240" w:lineRule="auto"/>
+        <w:ind w:firstLine="851"/>
+        <w:jc w:val="both"/>
+      </w:pPr>
+      <w:r>
+        <w:rPr>
+          <w:rFonts w:ascii="Times New Roman" w:hAnsi="Times New Roman" w:cs="Times New Roman"/>
+          <w:sz w:val="28"/>
+          <w:szCs w:val="28"/>
+          <w:lang w:val="uz-Cyrl-UZ"/>
+        </w:rPr>
+        <w:t xml:space="preserve">Кейинги ўринларда “Ижарага берувчи” деб номланадиган Тошкент шаҳар ҳокимияти томонидан ва кейинги ўринларда “Ижарага олувчи” деб номланадиган Полатов Бойсун Ғозиевич («GULSHAN» савдо мажмуаси) томонидан мазкур шартномани Ўзбекистон Республикаси Ягона интерактив давлат хизматлари портали орқали 2026 йил 1-июл да келиб тушган А-26-CH7ZZ-сон аризага биноан тузди.</w:t>
       </w:r>
     </w:p>
     <w:p/>
@@ -120,7 +120,7 @@
           <w:szCs w:val="28"/>
           <w:lang w:val="uz-Cyrl-UZ"/>
         </w:rPr>
-        <w:t xml:space="preserve">1.2. Ижарага берувчи ер участкасини 2026 йил 1-июл дан 1 (бир) йил муддатга ижарага беради, Ижарага олувчи эса ўзига тегишли бўлган Тошкент шаҳрининг Мирзо-Улуғбек туманидаги Мирзо-Улуғбек тумани, Янги ҳаёт кўчаси, №101 манзилда жойлашган «GULSHAN» савдо мажмуаси объекти (ер участкаси)га туташ ҳудуддаги кейинчалик “Ер участкаси” деб номланувчи 44 кв.м ер майдонни Савдо мажмуаси фаолиятини ташкил этиш учун ижарага олади.</w:t>
+        <w:t xml:space="preserve">1.2. Ижарага берувчи ер участкасини 2026 йил 1-июл дан 1 (бир) йил муддатга ижарага беради, Ижарага олувчи эса ўзига тегишли бўлган Тошкент шаҳрининг Мирзо-Улуғбек туманидаги Мирзо-Улуғбек тумани, Регистон кўчаси, №94 манзилда жойлашган «GULSHAN» савдо мажмуаси объекти (ер участкаси)га туташ ҳудуддаги кейинчалик “Ер участкаси” деб номланувчи 44 кв.м ер майдонни Умумий овқатланиш фаолиятини ташкил этиш учун ижарага олади.</w:t>
       </w:r>
     </w:p>
     <w:p/>
@@ -274,7 +274,7 @@
           <w:szCs w:val="28"/>
           <w:lang w:val="uz-Cyrl-UZ"/>
         </w:rPr>
-        <w:t xml:space="preserve">2.6. Объект жойлашган кўча тури: Гастрономик кўча. Кадастр рақами: 10:11:02:07:07:0106.</w:t>
+        <w:t xml:space="preserve">2.6. Объект жойлашган кўча тури: Шох (магистрал). Кадастр рақами: 10:11:01:05:08:0106.</w:t>
       </w:r>
     </w:p>
     <w:p/>
@@ -1218,7 +1218,7 @@
                 <w:szCs w:val="28"/>
                 <w:lang w:val="uz-Cyrl-UZ"/>
               </w:rPr>
-              <w:t xml:space="preserve">ФИО: Тўраев Ботир</w:t>
+              <w:t xml:space="preserve">ФИО: Полатов Бойсун Ғозиевич</w:t>
             </w:r>
           </w:p>
           <w:p>
@@ -1233,7 +1233,7 @@
                 <w:szCs w:val="28"/>
                 <w:lang w:val="uz-Cyrl-UZ"/>
               </w:rPr>
-              <w:t xml:space="preserve">Манзил: Мирзо-Улуғбек тумани, Янги ҳаёт кўчаси, №101</w:t>
+              <w:t xml:space="preserve">Манзил: Мирзо-Улуғбек тумани, Регистон кўчаси, №94</w:t>
             </w:r>
           </w:p>
           <w:p>
@@ -1248,7 +1248,7 @@
                 <w:szCs w:val="28"/>
                 <w:lang w:val="uz-Cyrl-UZ"/>
               </w:rPr>
-              <w:t xml:space="preserve">СТИР (ЖШШИР): 30000000077777</w:t>
+              <w:t xml:space="preserve">СТИР (ЖШШИР): 31234567890123</w:t>
             </w:r>
           </w:p>
           <w:p>
@@ -1294,6 +1294,661 @@
                 <w:lang w:val="uz-Cyrl-UZ"/>
               </w:rPr>
               <w:t xml:space="preserve">Имзо: ____________</w:t>
+            </w:r>
+          </w:p>
+        </w:tc>
+      </w:tr>
+    </w:tbl>
+    <w:p>
+      <w:r>
+        <w:br w:type="page"/>
+      </w:r>
+    </w:p>
+    <w:p>
+      <w:pPr>
+        <w:spacing w:before="120" w:after="120" w:line="240" w:lineRule="auto"/>
+        <w:jc w:val="center"/>
+      </w:pPr>
+      <w:r>
+        <w:rPr>
+          <w:rFonts w:ascii="Times New Roman" w:hAnsi="Times New Roman" w:cs="Times New Roman"/>
+          <w:b/>
+          <w:bCs/>
+          <w:sz w:val="28"/>
+          <w:szCs w:val="28"/>
+          <w:lang w:val="uz-Cyrl-UZ"/>
+        </w:rPr>
+        <w:t xml:space="preserve">2026-йил “____” __________даги</w:t>
+      </w:r>
+    </w:p>
+    <w:p>
+      <w:pPr>
+        <w:spacing w:before="120" w:after="120" w:line="240" w:lineRule="auto"/>
+        <w:jc w:val="center"/>
+      </w:pPr>
+      <w:r>
+        <w:rPr>
+          <w:rFonts w:ascii="Times New Roman" w:hAnsi="Times New Roman" w:cs="Times New Roman"/>
+          <w:b/>
+          <w:bCs/>
+          <w:sz w:val="28"/>
+          <w:szCs w:val="28"/>
+          <w:lang w:val="uz-Cyrl-UZ"/>
+        </w:rPr>
+        <w:t xml:space="preserve">ART-2026-A-25-сонли шартномага</w:t>
+      </w:r>
+    </w:p>
+    <w:p>
+      <w:pPr>
+        <w:spacing w:before="120" w:after="120" w:line="240" w:lineRule="auto"/>
+        <w:jc w:val="center"/>
+      </w:pPr>
+      <w:r>
+        <w:rPr>
+          <w:rFonts w:ascii="Times New Roman" w:hAnsi="Times New Roman" w:cs="Times New Roman"/>
+          <w:b/>
+          <w:bCs/>
+          <w:sz w:val="28"/>
+          <w:szCs w:val="28"/>
+          <w:lang w:val="uz-Cyrl-UZ"/>
+        </w:rPr>
+        <w:t xml:space="preserve">ИЛОВА</w:t>
+      </w:r>
+    </w:p>
+    <w:p/>
+    <w:p>
+      <w:pPr>
+        <w:spacing w:before="120" w:after="120" w:line="240" w:lineRule="auto"/>
+        <w:jc w:val="center"/>
+      </w:pPr>
+      <w:r>
+        <w:rPr>
+          <w:rFonts w:ascii="Times New Roman" w:hAnsi="Times New Roman" w:cs="Times New Roman"/>
+          <w:b/>
+          <w:bCs/>
+          <w:sz w:val="28"/>
+          <w:szCs w:val="28"/>
+          <w:lang w:val="uz-Cyrl-UZ"/>
+        </w:rPr>
+        <w:t xml:space="preserve">Йиғимнинг қолган 80% тўлаш</w:t>
+      </w:r>
+    </w:p>
+    <w:p>
+      <w:pPr>
+        <w:spacing w:before="120" w:after="120" w:line="240" w:lineRule="auto"/>
+        <w:jc w:val="center"/>
+      </w:pPr>
+      <w:r>
+        <w:rPr>
+          <w:rFonts w:ascii="Times New Roman" w:hAnsi="Times New Roman" w:cs="Times New Roman"/>
+          <w:b/>
+          <w:bCs/>
+          <w:sz w:val="28"/>
+          <w:szCs w:val="28"/>
+          <w:lang w:val="uz-Cyrl-UZ"/>
+        </w:rPr>
+        <w:t xml:space="preserve">РЕЖА ЖАДВАЛИ</w:t>
+      </w:r>
+    </w:p>
+    <w:tbl>
+      <w:tblPr>
+        <w:tblW w:w="9000" w:type="dxa"/>
+        <w:tblBorders>
+          <w:top w:val="single" w:sz="6"/>
+          <w:left w:val="single" w:sz="6"/>
+          <w:bottom w:val="single" w:sz="6"/>
+          <w:right w:val="single" w:sz="6"/>
+          <w:insideH w:val="single" w:sz="6"/>
+          <w:insideV w:val="single" w:sz="6"/>
+        </w:tblBorders>
+      </w:tblPr>
+      <w:tblGrid>
+        <w:gridCol w:w="850"/>
+        <w:gridCol w:w="2100"/>
+        <w:gridCol w:w="6050"/>
+      </w:tblGrid>
+      <w:tr>
+        <w:tc>
+          <w:tcPr>
+            <w:tcW w:w="850" w:type="dxa"/>
+            <w:vAlign w:val="center"/>
+          </w:tcPr>
+          <w:p>
+            <w:pPr>
+              <w:spacing w:before="120" w:after="120" w:line="240" w:lineRule="auto"/>
+              <w:jc w:val="center"/>
+            </w:pPr>
+            <w:r>
+              <w:rPr>
+                <w:rFonts w:ascii="Times New Roman" w:hAnsi="Times New Roman" w:cs="Times New Roman"/>
+                <w:b/>
+                <w:bCs/>
+                <w:sz w:val="28"/>
+                <w:szCs w:val="28"/>
+                <w:lang w:val="uz-Cyrl-UZ"/>
+              </w:rPr>
+              <w:t xml:space="preserve">1.</w:t>
+            </w:r>
+          </w:p>
+        </w:tc>
+        <w:tc>
+          <w:tcPr>
+            <w:tcW w:w="2100" w:type="dxa"/>
+            <w:vAlign w:val="center"/>
+          </w:tcPr>
+          <w:p>
+            <w:pPr>
+              <w:spacing w:before="120" w:after="120" w:line="240" w:lineRule="auto"/>
+              <w:jc w:val="center"/>
+            </w:pPr>
+            <w:r>
+              <w:rPr>
+                <w:rFonts w:ascii="Times New Roman" w:hAnsi="Times New Roman" w:cs="Times New Roman"/>
+                <w:b/>
+                <w:bCs/>
+                <w:sz w:val="28"/>
+                <w:szCs w:val="28"/>
+                <w:lang w:val="uz-Cyrl-UZ"/>
+              </w:rPr>
+              <w:t xml:space="preserve">20.08.2026</w:t>
+            </w:r>
+          </w:p>
+        </w:tc>
+        <w:tc>
+          <w:tcPr>
+            <w:tcW w:w="6050" w:type="dxa"/>
+            <w:vAlign w:val="center"/>
+          </w:tcPr>
+          <w:p>
+            <w:pPr>
+              <w:spacing w:before="120" w:after="120" w:line="240" w:lineRule="auto"/>
+              <w:jc w:val="center"/>
+            </w:pPr>
+            <w:r>
+              <w:rPr>
+                <w:rFonts w:ascii="Times New Roman" w:hAnsi="Times New Roman" w:cs="Times New Roman"/>
+                <w:b/>
+                <w:bCs/>
+                <w:sz w:val="28"/>
+                <w:szCs w:val="28"/>
+                <w:lang w:val="uz-Cyrl-UZ"/>
+              </w:rPr>
+              <w:t xml:space="preserve">4 752 000.00 сўм</w:t>
+            </w:r>
+          </w:p>
+        </w:tc>
+      </w:tr>
+      <w:tr>
+        <w:tc>
+          <w:tcPr>
+            <w:tcW w:w="850" w:type="dxa"/>
+            <w:vAlign w:val="center"/>
+          </w:tcPr>
+          <w:p>
+            <w:pPr>
+              <w:spacing w:before="120" w:after="120" w:line="240" w:lineRule="auto"/>
+              <w:jc w:val="center"/>
+            </w:pPr>
+            <w:r>
+              <w:rPr>
+                <w:rFonts w:ascii="Times New Roman" w:hAnsi="Times New Roman" w:cs="Times New Roman"/>
+                <w:b/>
+                <w:bCs/>
+                <w:sz w:val="28"/>
+                <w:szCs w:val="28"/>
+                <w:lang w:val="uz-Cyrl-UZ"/>
+              </w:rPr>
+              <w:t xml:space="preserve">2.</w:t>
+            </w:r>
+          </w:p>
+        </w:tc>
+        <w:tc>
+          <w:tcPr>
+            <w:tcW w:w="2100" w:type="dxa"/>
+            <w:vAlign w:val="center"/>
+          </w:tcPr>
+          <w:p>
+            <w:pPr>
+              <w:spacing w:before="120" w:after="120" w:line="240" w:lineRule="auto"/>
+              <w:jc w:val="center"/>
+            </w:pPr>
+            <w:r>
+              <w:rPr>
+                <w:rFonts w:ascii="Times New Roman" w:hAnsi="Times New Roman" w:cs="Times New Roman"/>
+                <w:b/>
+                <w:bCs/>
+                <w:sz w:val="28"/>
+                <w:szCs w:val="28"/>
+                <w:lang w:val="uz-Cyrl-UZ"/>
+              </w:rPr>
+              <w:t xml:space="preserve">20.11.2026</w:t>
+            </w:r>
+          </w:p>
+        </w:tc>
+        <w:tc>
+          <w:tcPr>
+            <w:tcW w:w="6050" w:type="dxa"/>
+            <w:vAlign w:val="center"/>
+          </w:tcPr>
+          <w:p>
+            <w:pPr>
+              <w:spacing w:before="120" w:after="120" w:line="240" w:lineRule="auto"/>
+              <w:jc w:val="center"/>
+            </w:pPr>
+            <w:r>
+              <w:rPr>
+                <w:rFonts w:ascii="Times New Roman" w:hAnsi="Times New Roman" w:cs="Times New Roman"/>
+                <w:b/>
+                <w:bCs/>
+                <w:sz w:val="28"/>
+                <w:szCs w:val="28"/>
+                <w:lang w:val="uz-Cyrl-UZ"/>
+              </w:rPr>
+              <w:t xml:space="preserve">4 752 000.00 сўм</w:t>
+            </w:r>
+          </w:p>
+        </w:tc>
+      </w:tr>
+      <w:tr>
+        <w:tc>
+          <w:tcPr>
+            <w:tcW w:w="850" w:type="dxa"/>
+            <w:vAlign w:val="center"/>
+          </w:tcPr>
+          <w:p>
+            <w:pPr>
+              <w:spacing w:before="120" w:after="120" w:line="240" w:lineRule="auto"/>
+              <w:jc w:val="center"/>
+            </w:pPr>
+            <w:r>
+              <w:rPr>
+                <w:rFonts w:ascii="Times New Roman" w:hAnsi="Times New Roman" w:cs="Times New Roman"/>
+                <w:b/>
+                <w:bCs/>
+                <w:sz w:val="28"/>
+                <w:szCs w:val="28"/>
+                <w:lang w:val="uz-Cyrl-UZ"/>
+              </w:rPr>
+              <w:t xml:space="preserve">3.</w:t>
+            </w:r>
+          </w:p>
+        </w:tc>
+        <w:tc>
+          <w:tcPr>
+            <w:tcW w:w="2100" w:type="dxa"/>
+            <w:vAlign w:val="center"/>
+          </w:tcPr>
+          <w:p>
+            <w:pPr>
+              <w:spacing w:before="120" w:after="120" w:line="240" w:lineRule="auto"/>
+              <w:jc w:val="center"/>
+            </w:pPr>
+            <w:r>
+              <w:rPr>
+                <w:rFonts w:ascii="Times New Roman" w:hAnsi="Times New Roman" w:cs="Times New Roman"/>
+                <w:b/>
+                <w:bCs/>
+                <w:sz w:val="28"/>
+                <w:szCs w:val="28"/>
+                <w:lang w:val="uz-Cyrl-UZ"/>
+              </w:rPr>
+              <w:t xml:space="preserve">20.02.2027</w:t>
+            </w:r>
+          </w:p>
+        </w:tc>
+        <w:tc>
+          <w:tcPr>
+            <w:tcW w:w="6050" w:type="dxa"/>
+            <w:vAlign w:val="center"/>
+          </w:tcPr>
+          <w:p>
+            <w:pPr>
+              <w:spacing w:before="120" w:after="120" w:line="240" w:lineRule="auto"/>
+              <w:jc w:val="center"/>
+            </w:pPr>
+            <w:r>
+              <w:rPr>
+                <w:rFonts w:ascii="Times New Roman" w:hAnsi="Times New Roman" w:cs="Times New Roman"/>
+                <w:b/>
+                <w:bCs/>
+                <w:sz w:val="28"/>
+                <w:szCs w:val="28"/>
+                <w:lang w:val="uz-Cyrl-UZ"/>
+              </w:rPr>
+              <w:t xml:space="preserve">4 752 000.00 сўм</w:t>
+            </w:r>
+          </w:p>
+        </w:tc>
+      </w:tr>
+      <w:tr>
+        <w:tc>
+          <w:tcPr>
+            <w:tcW w:w="850" w:type="dxa"/>
+            <w:vAlign w:val="center"/>
+          </w:tcPr>
+          <w:p>
+            <w:pPr>
+              <w:spacing w:before="120" w:after="120" w:line="240" w:lineRule="auto"/>
+              <w:jc w:val="center"/>
+            </w:pPr>
+            <w:r>
+              <w:rPr>
+                <w:rFonts w:ascii="Times New Roman" w:hAnsi="Times New Roman" w:cs="Times New Roman"/>
+                <w:b/>
+                <w:bCs/>
+                <w:sz w:val="28"/>
+                <w:szCs w:val="28"/>
+                <w:lang w:val="uz-Cyrl-UZ"/>
+              </w:rPr>
+              <w:t xml:space="preserve">4.</w:t>
+            </w:r>
+          </w:p>
+        </w:tc>
+        <w:tc>
+          <w:tcPr>
+            <w:tcW w:w="2100" w:type="dxa"/>
+            <w:vAlign w:val="center"/>
+          </w:tcPr>
+          <w:p>
+            <w:pPr>
+              <w:spacing w:before="120" w:after="120" w:line="240" w:lineRule="auto"/>
+              <w:jc w:val="center"/>
+            </w:pPr>
+            <w:r>
+              <w:rPr>
+                <w:rFonts w:ascii="Times New Roman" w:hAnsi="Times New Roman" w:cs="Times New Roman"/>
+                <w:b/>
+                <w:bCs/>
+                <w:sz w:val="28"/>
+                <w:szCs w:val="28"/>
+                <w:lang w:val="uz-Cyrl-UZ"/>
+              </w:rPr>
+              <w:t xml:space="preserve">20.05.2027</w:t>
+            </w:r>
+          </w:p>
+        </w:tc>
+        <w:tc>
+          <w:tcPr>
+            <w:tcW w:w="6050" w:type="dxa"/>
+            <w:vAlign w:val="center"/>
+          </w:tcPr>
+          <w:p>
+            <w:pPr>
+              <w:spacing w:before="120" w:after="120" w:line="240" w:lineRule="auto"/>
+              <w:jc w:val="center"/>
+            </w:pPr>
+            <w:r>
+              <w:rPr>
+                <w:rFonts w:ascii="Times New Roman" w:hAnsi="Times New Roman" w:cs="Times New Roman"/>
+                <w:b/>
+                <w:bCs/>
+                <w:sz w:val="28"/>
+                <w:szCs w:val="28"/>
+                <w:lang w:val="uz-Cyrl-UZ"/>
+              </w:rPr>
+              <w:t xml:space="preserve">4 752 000.00 сўм</w:t>
+            </w:r>
+          </w:p>
+        </w:tc>
+      </w:tr>
+      <w:tr>
+        <w:tc>
+          <w:tcPr>
+            <w:tcW w:w="850" w:type="dxa"/>
+            <w:vAlign w:val="center"/>
+          </w:tcPr>
+          <w:p>
+            <w:pPr>
+              <w:spacing w:before="120" w:after="120" w:line="240" w:lineRule="auto"/>
+              <w:jc w:val="center"/>
+            </w:pPr>
+            <w:r>
+              <w:rPr>
+                <w:rFonts w:ascii="Times New Roman" w:hAnsi="Times New Roman" w:cs="Times New Roman"/>
+                <w:sz w:val="28"/>
+                <w:szCs w:val="28"/>
+                <w:lang w:val="uz-Cyrl-UZ"/>
+              </w:rPr>
+              <w:t xml:space="preserve"/>
+            </w:r>
+          </w:p>
+        </w:tc>
+        <w:tc>
+          <w:tcPr>
+            <w:tcW w:w="2100" w:type="dxa"/>
+            <w:vAlign w:val="center"/>
+          </w:tcPr>
+          <w:p>
+            <w:pPr>
+              <w:spacing w:before="120" w:after="120" w:line="240" w:lineRule="auto"/>
+              <w:jc w:val="center"/>
+            </w:pPr>
+            <w:r>
+              <w:rPr>
+                <w:rFonts w:ascii="Times New Roman" w:hAnsi="Times New Roman" w:cs="Times New Roman"/>
+                <w:b/>
+                <w:bCs/>
+                <w:sz w:val="28"/>
+                <w:szCs w:val="28"/>
+                <w:lang w:val="uz-Cyrl-UZ"/>
+              </w:rPr>
+              <w:t xml:space="preserve">Жами:</w:t>
+            </w:r>
+          </w:p>
+        </w:tc>
+        <w:tc>
+          <w:tcPr>
+            <w:tcW w:w="6050" w:type="dxa"/>
+            <w:vAlign w:val="center"/>
+          </w:tcPr>
+          <w:p>
+            <w:pPr>
+              <w:spacing w:before="120" w:after="120" w:line="240" w:lineRule="auto"/>
+              <w:jc w:val="center"/>
+            </w:pPr>
+            <w:r>
+              <w:rPr>
+                <w:rFonts w:ascii="Times New Roman" w:hAnsi="Times New Roman" w:cs="Times New Roman"/>
+                <w:b/>
+                <w:bCs/>
+                <w:sz w:val="28"/>
+                <w:szCs w:val="28"/>
+                <w:lang w:val="uz-Cyrl-UZ"/>
+              </w:rPr>
+              <w:t xml:space="preserve">19 008 000.00 сўм</w:t>
+            </w:r>
+          </w:p>
+        </w:tc>
+      </w:tr>
+    </w:tbl>
+    <w:p/>
+    <w:p/>
+    <w:tbl>
+      <w:tblPr>
+        <w:tblW w:w="9000" w:type="dxa"/>
+        <w:tblBorders>
+          <w:top w:val="single" w:sz="6"/>
+          <w:left w:val="single" w:sz="6"/>
+          <w:bottom w:val="single" w:sz="6"/>
+          <w:right w:val="single" w:sz="6"/>
+          <w:insideH w:val="single" w:sz="6"/>
+          <w:insideV w:val="single" w:sz="6"/>
+        </w:tblBorders>
+      </w:tblPr>
+      <w:tr>
+        <w:tc>
+          <w:tcPr>
+            <w:tcW w:w="4500" w:type="dxa"/>
+            <w:tcMar>
+              <w:top w:w="120" w:type="dxa"/>
+              <w:bottom w:w="120" w:type="dxa"/>
+            </w:tcMar>
+          </w:tcPr>
+          <w:p>
+            <w:pPr>
+              <w:spacing w:before="120" w:after="120" w:line="240" w:lineRule="auto"/>
+              <w:jc w:val="center"/>
+            </w:pPr>
+            <w:r>
+              <w:rPr>
+                <w:rFonts w:ascii="Times New Roman" w:hAnsi="Times New Roman" w:cs="Times New Roman"/>
+                <w:b/>
+                <w:bCs/>
+                <w:sz w:val="28"/>
+                <w:szCs w:val="28"/>
+                <w:lang w:val="uz-Cyrl-UZ"/>
+              </w:rPr>
+              <w:t xml:space="preserve">КОМПАНИЯ</w:t>
+            </w:r>
+          </w:p>
+          <w:p>
+            <w:pPr>
+              <w:spacing w:before="120" w:after="120" w:line="240" w:lineRule="auto"/>
+              <w:jc w:val="center"/>
+            </w:pPr>
+            <w:r>
+              <w:rPr>
+                <w:rFonts w:ascii="Times New Roman" w:hAnsi="Times New Roman" w:cs="Times New Roman"/>
+                <w:sz w:val="28"/>
+                <w:szCs w:val="28"/>
+                <w:lang w:val="uz-Cyrl-UZ"/>
+              </w:rPr>
+              <w:t xml:space="preserve"> </w:t>
+            </w:r>
+          </w:p>
+          <w:p>
+            <w:pPr>
+              <w:spacing w:before="120" w:after="120" w:line="240" w:lineRule="auto"/>
+              <w:jc w:val="center"/>
+            </w:pPr>
+            <w:r>
+              <w:rPr>
+                <w:rFonts w:ascii="Times New Roman" w:hAnsi="Times New Roman" w:cs="Times New Roman"/>
+                <w:sz w:val="28"/>
+                <w:szCs w:val="28"/>
+                <w:lang w:val="uz-Cyrl-UZ"/>
+              </w:rPr>
+              <w:t xml:space="preserve"> </w:t>
+            </w:r>
+          </w:p>
+          <w:p>
+            <w:pPr>
+              <w:spacing w:before="120" w:after="120" w:line="240" w:lineRule="auto"/>
+              <w:jc w:val="center"/>
+            </w:pPr>
+            <w:r>
+              <w:rPr>
+                <w:rFonts w:ascii="Times New Roman" w:hAnsi="Times New Roman" w:cs="Times New Roman"/>
+                <w:sz w:val="28"/>
+                <w:szCs w:val="28"/>
+                <w:lang w:val="uz-Cyrl-UZ"/>
+              </w:rPr>
+              <w:t xml:space="preserve">____________________________</w:t>
+            </w:r>
+          </w:p>
+          <w:p>
+            <w:pPr>
+              <w:spacing w:before="120" w:after="120" w:line="240" w:lineRule="auto"/>
+              <w:jc w:val="center"/>
+            </w:pPr>
+            <w:r>
+              <w:rPr>
+                <w:rFonts w:ascii="Times New Roman" w:hAnsi="Times New Roman" w:cs="Times New Roman"/>
+                <w:b/>
+                <w:bCs/>
+                <w:sz w:val="28"/>
+                <w:szCs w:val="28"/>
+                <w:lang w:val="uz-Cyrl-UZ"/>
+              </w:rPr>
+              <w:t xml:space="preserve">Б. А. Шакиров</w:t>
+            </w:r>
+          </w:p>
+        </w:tc>
+        <w:tc>
+          <w:tcPr>
+            <w:tcW w:w="4500" w:type="dxa"/>
+            <w:tcMar>
+              <w:top w:w="120" w:type="dxa"/>
+              <w:bottom w:w="120" w:type="dxa"/>
+            </w:tcMar>
+          </w:tcPr>
+          <w:p>
+            <w:pPr>
+              <w:spacing w:before="120" w:after="120" w:line="240" w:lineRule="auto"/>
+              <w:jc w:val="center"/>
+            </w:pPr>
+            <w:r>
+              <w:rPr>
+                <w:rFonts w:ascii="Times New Roman" w:hAnsi="Times New Roman" w:cs="Times New Roman"/>
+                <w:b/>
+                <w:bCs/>
+                <w:sz w:val="28"/>
+                <w:szCs w:val="28"/>
+                <w:lang w:val="uz-Cyrl-UZ"/>
+              </w:rPr>
+              <w:t xml:space="preserve">ИНВЕСТОР</w:t>
+            </w:r>
+          </w:p>
+          <w:p>
+            <w:pPr>
+              <w:spacing w:before="120" w:after="120" w:line="240" w:lineRule="auto"/>
+              <w:jc w:val="center"/>
+            </w:pPr>
+            <w:r>
+              <w:rPr>
+                <w:rFonts w:ascii="Times New Roman" w:hAnsi="Times New Roman" w:cs="Times New Roman"/>
+                <w:sz w:val="28"/>
+                <w:szCs w:val="28"/>
+                <w:lang w:val="uz-Cyrl-UZ"/>
+              </w:rPr>
+              <w:t xml:space="preserve"> </w:t>
+            </w:r>
+          </w:p>
+          <w:p>
+            <w:pPr>
+              <w:spacing w:before="120" w:after="120" w:line="240" w:lineRule="auto"/>
+              <w:jc w:val="center"/>
+            </w:pPr>
+            <w:r>
+              <w:rPr>
+                <w:rFonts w:ascii="Times New Roman" w:hAnsi="Times New Roman" w:cs="Times New Roman"/>
+                <w:sz w:val="28"/>
+                <w:szCs w:val="28"/>
+                <w:lang w:val="uz-Cyrl-UZ"/>
+              </w:rPr>
+              <w:t xml:space="preserve"> </w:t>
+            </w:r>
+          </w:p>
+          <w:p>
+            <w:pPr>
+              <w:spacing w:before="120" w:after="120" w:line="240" w:lineRule="auto"/>
+              <w:jc w:val="center"/>
+            </w:pPr>
+            <w:r>
+              <w:rPr>
+                <w:rFonts w:ascii="Times New Roman" w:hAnsi="Times New Roman" w:cs="Times New Roman"/>
+                <w:sz w:val="28"/>
+                <w:szCs w:val="28"/>
+                <w:lang w:val="uz-Cyrl-UZ"/>
+              </w:rPr>
+              <w:t xml:space="preserve">____________________________</w:t>
+            </w:r>
+          </w:p>
+          <w:p>
+            <w:pPr>
+              <w:spacing w:before="120" w:after="120" w:line="240" w:lineRule="auto"/>
+              <w:jc w:val="center"/>
+            </w:pPr>
+            <w:r>
+              <w:rPr>
+                <w:rFonts w:ascii="Times New Roman" w:hAnsi="Times New Roman" w:cs="Times New Roman"/>
+                <w:b/>
+                <w:bCs/>
+                <w:sz w:val="28"/>
+                <w:szCs w:val="28"/>
+                <w:lang w:val="uz-Cyrl-UZ"/>
+              </w:rPr>
+              <w:t xml:space="preserve">Полатов Бойсун Ғозиевич</w:t>
             </w:r>
           </w:p>
         </w:tc>

--- a/public/uploads/contracts/draft-25.docx
+++ b/public/uploads/contracts/draft-25.docx
@@ -1335,7 +1335,7 @@
           <w:szCs w:val="28"/>
           <w:lang w:val="uz-Cyrl-UZ"/>
         </w:rPr>
-        <w:t xml:space="preserve">ART-2026-A-25-сонли шартномага</w:t>
+        <w:t xml:space="preserve">А-26-CH7ZZ-сонли шартномага</w:t>
       </w:r>
     </w:p>
     <w:p>
@@ -1370,7 +1370,7 @@
           <w:szCs w:val="28"/>
           <w:lang w:val="uz-Cyrl-UZ"/>
         </w:rPr>
-        <w:t xml:space="preserve">Йиғимнинг қолган 80% тўлаш</w:t>
+        <w:t xml:space="preserve">Шартноманинг бир йиллик тўлов</w:t>
       </w:r>
     </w:p>
     <w:p>
@@ -1473,7 +1473,7 @@
                 <w:szCs w:val="28"/>
                 <w:lang w:val="uz-Cyrl-UZ"/>
               </w:rPr>
-              <w:t xml:space="preserve">4 752 000.00 сўм</w:t>
+              <w:t xml:space="preserve">1 980 000.00 сўм</w:t>
             </w:r>
           </w:p>
         </w:tc>
@@ -1521,7 +1521,7 @@
                 <w:szCs w:val="28"/>
                 <w:lang w:val="uz-Cyrl-UZ"/>
               </w:rPr>
-              <w:t xml:space="preserve">20.11.2026</w:t>
+              <w:t xml:space="preserve">20.09.2026</w:t>
             </w:r>
           </w:p>
         </w:tc>
@@ -1544,7 +1544,7 @@
                 <w:szCs w:val="28"/>
                 <w:lang w:val="uz-Cyrl-UZ"/>
               </w:rPr>
-              <w:t xml:space="preserve">4 752 000.00 сўм</w:t>
+              <w:t xml:space="preserve">1 980 000.00 сўм</w:t>
             </w:r>
           </w:p>
         </w:tc>
@@ -1592,7 +1592,7 @@
                 <w:szCs w:val="28"/>
                 <w:lang w:val="uz-Cyrl-UZ"/>
               </w:rPr>
-              <w:t xml:space="preserve">20.02.2027</w:t>
+              <w:t xml:space="preserve">20.10.2026</w:t>
             </w:r>
           </w:p>
         </w:tc>
@@ -1615,7 +1615,7 @@
                 <w:szCs w:val="28"/>
                 <w:lang w:val="uz-Cyrl-UZ"/>
               </w:rPr>
-              <w:t xml:space="preserve">4 752 000.00 сўм</w:t>
+              <w:t xml:space="preserve">1 980 000.00 сўм</w:t>
             </w:r>
           </w:p>
         </w:tc>
@@ -1663,7 +1663,7 @@
                 <w:szCs w:val="28"/>
                 <w:lang w:val="uz-Cyrl-UZ"/>
               </w:rPr>
-              <w:t xml:space="preserve">20.05.2027</w:t>
+              <w:t xml:space="preserve">20.11.2026</w:t>
             </w:r>
           </w:p>
         </w:tc>
@@ -1686,7 +1686,7 @@
                 <w:szCs w:val="28"/>
                 <w:lang w:val="uz-Cyrl-UZ"/>
               </w:rPr>
-              <w:t xml:space="preserve">4 752 000.00 сўм</w:t>
+              <w:t xml:space="preserve">1 980 000.00 сўм</w:t>
             </w:r>
           </w:p>
         </w:tc>
@@ -1705,6 +1705,574 @@
             <w:r>
               <w:rPr>
                 <w:rFonts w:ascii="Times New Roman" w:hAnsi="Times New Roman" w:cs="Times New Roman"/>
+                <w:b/>
+                <w:bCs/>
+                <w:sz w:val="28"/>
+                <w:szCs w:val="28"/>
+                <w:lang w:val="uz-Cyrl-UZ"/>
+              </w:rPr>
+              <w:t xml:space="preserve">5.</w:t>
+            </w:r>
+          </w:p>
+        </w:tc>
+        <w:tc>
+          <w:tcPr>
+            <w:tcW w:w="2100" w:type="dxa"/>
+            <w:vAlign w:val="center"/>
+          </w:tcPr>
+          <w:p>
+            <w:pPr>
+              <w:spacing w:before="120" w:after="120" w:line="240" w:lineRule="auto"/>
+              <w:jc w:val="center"/>
+            </w:pPr>
+            <w:r>
+              <w:rPr>
+                <w:rFonts w:ascii="Times New Roman" w:hAnsi="Times New Roman" w:cs="Times New Roman"/>
+                <w:b/>
+                <w:bCs/>
+                <w:sz w:val="28"/>
+                <w:szCs w:val="28"/>
+                <w:lang w:val="uz-Cyrl-UZ"/>
+              </w:rPr>
+              <w:t xml:space="preserve">20.12.2026</w:t>
+            </w:r>
+          </w:p>
+        </w:tc>
+        <w:tc>
+          <w:tcPr>
+            <w:tcW w:w="6050" w:type="dxa"/>
+            <w:vAlign w:val="center"/>
+          </w:tcPr>
+          <w:p>
+            <w:pPr>
+              <w:spacing w:before="120" w:after="120" w:line="240" w:lineRule="auto"/>
+              <w:jc w:val="center"/>
+            </w:pPr>
+            <w:r>
+              <w:rPr>
+                <w:rFonts w:ascii="Times New Roman" w:hAnsi="Times New Roman" w:cs="Times New Roman"/>
+                <w:b/>
+                <w:bCs/>
+                <w:sz w:val="28"/>
+                <w:szCs w:val="28"/>
+                <w:lang w:val="uz-Cyrl-UZ"/>
+              </w:rPr>
+              <w:t xml:space="preserve">1 980 000.00 сўм</w:t>
+            </w:r>
+          </w:p>
+        </w:tc>
+      </w:tr>
+      <w:tr>
+        <w:tc>
+          <w:tcPr>
+            <w:tcW w:w="850" w:type="dxa"/>
+            <w:vAlign w:val="center"/>
+          </w:tcPr>
+          <w:p>
+            <w:pPr>
+              <w:spacing w:before="120" w:after="120" w:line="240" w:lineRule="auto"/>
+              <w:jc w:val="center"/>
+            </w:pPr>
+            <w:r>
+              <w:rPr>
+                <w:rFonts w:ascii="Times New Roman" w:hAnsi="Times New Roman" w:cs="Times New Roman"/>
+                <w:b/>
+                <w:bCs/>
+                <w:sz w:val="28"/>
+                <w:szCs w:val="28"/>
+                <w:lang w:val="uz-Cyrl-UZ"/>
+              </w:rPr>
+              <w:t xml:space="preserve">6.</w:t>
+            </w:r>
+          </w:p>
+        </w:tc>
+        <w:tc>
+          <w:tcPr>
+            <w:tcW w:w="2100" w:type="dxa"/>
+            <w:vAlign w:val="center"/>
+          </w:tcPr>
+          <w:p>
+            <w:pPr>
+              <w:spacing w:before="120" w:after="120" w:line="240" w:lineRule="auto"/>
+              <w:jc w:val="center"/>
+            </w:pPr>
+            <w:r>
+              <w:rPr>
+                <w:rFonts w:ascii="Times New Roman" w:hAnsi="Times New Roman" w:cs="Times New Roman"/>
+                <w:b/>
+                <w:bCs/>
+                <w:sz w:val="28"/>
+                <w:szCs w:val="28"/>
+                <w:lang w:val="uz-Cyrl-UZ"/>
+              </w:rPr>
+              <w:t xml:space="preserve">20.01.2027</w:t>
+            </w:r>
+          </w:p>
+        </w:tc>
+        <w:tc>
+          <w:tcPr>
+            <w:tcW w:w="6050" w:type="dxa"/>
+            <w:vAlign w:val="center"/>
+          </w:tcPr>
+          <w:p>
+            <w:pPr>
+              <w:spacing w:before="120" w:after="120" w:line="240" w:lineRule="auto"/>
+              <w:jc w:val="center"/>
+            </w:pPr>
+            <w:r>
+              <w:rPr>
+                <w:rFonts w:ascii="Times New Roman" w:hAnsi="Times New Roman" w:cs="Times New Roman"/>
+                <w:b/>
+                <w:bCs/>
+                <w:sz w:val="28"/>
+                <w:szCs w:val="28"/>
+                <w:lang w:val="uz-Cyrl-UZ"/>
+              </w:rPr>
+              <w:t xml:space="preserve">1 980 000.00 сўм</w:t>
+            </w:r>
+          </w:p>
+        </w:tc>
+      </w:tr>
+      <w:tr>
+        <w:tc>
+          <w:tcPr>
+            <w:tcW w:w="850" w:type="dxa"/>
+            <w:vAlign w:val="center"/>
+          </w:tcPr>
+          <w:p>
+            <w:pPr>
+              <w:spacing w:before="120" w:after="120" w:line="240" w:lineRule="auto"/>
+              <w:jc w:val="center"/>
+            </w:pPr>
+            <w:r>
+              <w:rPr>
+                <w:rFonts w:ascii="Times New Roman" w:hAnsi="Times New Roman" w:cs="Times New Roman"/>
+                <w:b/>
+                <w:bCs/>
+                <w:sz w:val="28"/>
+                <w:szCs w:val="28"/>
+                <w:lang w:val="uz-Cyrl-UZ"/>
+              </w:rPr>
+              <w:t xml:space="preserve">7.</w:t>
+            </w:r>
+          </w:p>
+        </w:tc>
+        <w:tc>
+          <w:tcPr>
+            <w:tcW w:w="2100" w:type="dxa"/>
+            <w:vAlign w:val="center"/>
+          </w:tcPr>
+          <w:p>
+            <w:pPr>
+              <w:spacing w:before="120" w:after="120" w:line="240" w:lineRule="auto"/>
+              <w:jc w:val="center"/>
+            </w:pPr>
+            <w:r>
+              <w:rPr>
+                <w:rFonts w:ascii="Times New Roman" w:hAnsi="Times New Roman" w:cs="Times New Roman"/>
+                <w:b/>
+                <w:bCs/>
+                <w:sz w:val="28"/>
+                <w:szCs w:val="28"/>
+                <w:lang w:val="uz-Cyrl-UZ"/>
+              </w:rPr>
+              <w:t xml:space="preserve">20.02.2027</w:t>
+            </w:r>
+          </w:p>
+        </w:tc>
+        <w:tc>
+          <w:tcPr>
+            <w:tcW w:w="6050" w:type="dxa"/>
+            <w:vAlign w:val="center"/>
+          </w:tcPr>
+          <w:p>
+            <w:pPr>
+              <w:spacing w:before="120" w:after="120" w:line="240" w:lineRule="auto"/>
+              <w:jc w:val="center"/>
+            </w:pPr>
+            <w:r>
+              <w:rPr>
+                <w:rFonts w:ascii="Times New Roman" w:hAnsi="Times New Roman" w:cs="Times New Roman"/>
+                <w:b/>
+                <w:bCs/>
+                <w:sz w:val="28"/>
+                <w:szCs w:val="28"/>
+                <w:lang w:val="uz-Cyrl-UZ"/>
+              </w:rPr>
+              <w:t xml:space="preserve">1 980 000.00 сўм</w:t>
+            </w:r>
+          </w:p>
+        </w:tc>
+      </w:tr>
+      <w:tr>
+        <w:tc>
+          <w:tcPr>
+            <w:tcW w:w="850" w:type="dxa"/>
+            <w:vAlign w:val="center"/>
+          </w:tcPr>
+          <w:p>
+            <w:pPr>
+              <w:spacing w:before="120" w:after="120" w:line="240" w:lineRule="auto"/>
+              <w:jc w:val="center"/>
+            </w:pPr>
+            <w:r>
+              <w:rPr>
+                <w:rFonts w:ascii="Times New Roman" w:hAnsi="Times New Roman" w:cs="Times New Roman"/>
+                <w:b/>
+                <w:bCs/>
+                <w:sz w:val="28"/>
+                <w:szCs w:val="28"/>
+                <w:lang w:val="uz-Cyrl-UZ"/>
+              </w:rPr>
+              <w:t xml:space="preserve">8.</w:t>
+            </w:r>
+          </w:p>
+        </w:tc>
+        <w:tc>
+          <w:tcPr>
+            <w:tcW w:w="2100" w:type="dxa"/>
+            <w:vAlign w:val="center"/>
+          </w:tcPr>
+          <w:p>
+            <w:pPr>
+              <w:spacing w:before="120" w:after="120" w:line="240" w:lineRule="auto"/>
+              <w:jc w:val="center"/>
+            </w:pPr>
+            <w:r>
+              <w:rPr>
+                <w:rFonts w:ascii="Times New Roman" w:hAnsi="Times New Roman" w:cs="Times New Roman"/>
+                <w:b/>
+                <w:bCs/>
+                <w:sz w:val="28"/>
+                <w:szCs w:val="28"/>
+                <w:lang w:val="uz-Cyrl-UZ"/>
+              </w:rPr>
+              <w:t xml:space="preserve">20.03.2027</w:t>
+            </w:r>
+          </w:p>
+        </w:tc>
+        <w:tc>
+          <w:tcPr>
+            <w:tcW w:w="6050" w:type="dxa"/>
+            <w:vAlign w:val="center"/>
+          </w:tcPr>
+          <w:p>
+            <w:pPr>
+              <w:spacing w:before="120" w:after="120" w:line="240" w:lineRule="auto"/>
+              <w:jc w:val="center"/>
+            </w:pPr>
+            <w:r>
+              <w:rPr>
+                <w:rFonts w:ascii="Times New Roman" w:hAnsi="Times New Roman" w:cs="Times New Roman"/>
+                <w:b/>
+                <w:bCs/>
+                <w:sz w:val="28"/>
+                <w:szCs w:val="28"/>
+                <w:lang w:val="uz-Cyrl-UZ"/>
+              </w:rPr>
+              <w:t xml:space="preserve">1 980 000.00 сўм</w:t>
+            </w:r>
+          </w:p>
+        </w:tc>
+      </w:tr>
+      <w:tr>
+        <w:tc>
+          <w:tcPr>
+            <w:tcW w:w="850" w:type="dxa"/>
+            <w:vAlign w:val="center"/>
+          </w:tcPr>
+          <w:p>
+            <w:pPr>
+              <w:spacing w:before="120" w:after="120" w:line="240" w:lineRule="auto"/>
+              <w:jc w:val="center"/>
+            </w:pPr>
+            <w:r>
+              <w:rPr>
+                <w:rFonts w:ascii="Times New Roman" w:hAnsi="Times New Roman" w:cs="Times New Roman"/>
+                <w:b/>
+                <w:bCs/>
+                <w:sz w:val="28"/>
+                <w:szCs w:val="28"/>
+                <w:lang w:val="uz-Cyrl-UZ"/>
+              </w:rPr>
+              <w:t xml:space="preserve">9.</w:t>
+            </w:r>
+          </w:p>
+        </w:tc>
+        <w:tc>
+          <w:tcPr>
+            <w:tcW w:w="2100" w:type="dxa"/>
+            <w:vAlign w:val="center"/>
+          </w:tcPr>
+          <w:p>
+            <w:pPr>
+              <w:spacing w:before="120" w:after="120" w:line="240" w:lineRule="auto"/>
+              <w:jc w:val="center"/>
+            </w:pPr>
+            <w:r>
+              <w:rPr>
+                <w:rFonts w:ascii="Times New Roman" w:hAnsi="Times New Roman" w:cs="Times New Roman"/>
+                <w:b/>
+                <w:bCs/>
+                <w:sz w:val="28"/>
+                <w:szCs w:val="28"/>
+                <w:lang w:val="uz-Cyrl-UZ"/>
+              </w:rPr>
+              <w:t xml:space="preserve">20.04.2027</w:t>
+            </w:r>
+          </w:p>
+        </w:tc>
+        <w:tc>
+          <w:tcPr>
+            <w:tcW w:w="6050" w:type="dxa"/>
+            <w:vAlign w:val="center"/>
+          </w:tcPr>
+          <w:p>
+            <w:pPr>
+              <w:spacing w:before="120" w:after="120" w:line="240" w:lineRule="auto"/>
+              <w:jc w:val="center"/>
+            </w:pPr>
+            <w:r>
+              <w:rPr>
+                <w:rFonts w:ascii="Times New Roman" w:hAnsi="Times New Roman" w:cs="Times New Roman"/>
+                <w:b/>
+                <w:bCs/>
+                <w:sz w:val="28"/>
+                <w:szCs w:val="28"/>
+                <w:lang w:val="uz-Cyrl-UZ"/>
+              </w:rPr>
+              <w:t xml:space="preserve">1 980 000.00 сўм</w:t>
+            </w:r>
+          </w:p>
+        </w:tc>
+      </w:tr>
+      <w:tr>
+        <w:tc>
+          <w:tcPr>
+            <w:tcW w:w="850" w:type="dxa"/>
+            <w:vAlign w:val="center"/>
+          </w:tcPr>
+          <w:p>
+            <w:pPr>
+              <w:spacing w:before="120" w:after="120" w:line="240" w:lineRule="auto"/>
+              <w:jc w:val="center"/>
+            </w:pPr>
+            <w:r>
+              <w:rPr>
+                <w:rFonts w:ascii="Times New Roman" w:hAnsi="Times New Roman" w:cs="Times New Roman"/>
+                <w:b/>
+                <w:bCs/>
+                <w:sz w:val="28"/>
+                <w:szCs w:val="28"/>
+                <w:lang w:val="uz-Cyrl-UZ"/>
+              </w:rPr>
+              <w:t xml:space="preserve">10.</w:t>
+            </w:r>
+          </w:p>
+        </w:tc>
+        <w:tc>
+          <w:tcPr>
+            <w:tcW w:w="2100" w:type="dxa"/>
+            <w:vAlign w:val="center"/>
+          </w:tcPr>
+          <w:p>
+            <w:pPr>
+              <w:spacing w:before="120" w:after="120" w:line="240" w:lineRule="auto"/>
+              <w:jc w:val="center"/>
+            </w:pPr>
+            <w:r>
+              <w:rPr>
+                <w:rFonts w:ascii="Times New Roman" w:hAnsi="Times New Roman" w:cs="Times New Roman"/>
+                <w:b/>
+                <w:bCs/>
+                <w:sz w:val="28"/>
+                <w:szCs w:val="28"/>
+                <w:lang w:val="uz-Cyrl-UZ"/>
+              </w:rPr>
+              <w:t xml:space="preserve">20.05.2027</w:t>
+            </w:r>
+          </w:p>
+        </w:tc>
+        <w:tc>
+          <w:tcPr>
+            <w:tcW w:w="6050" w:type="dxa"/>
+            <w:vAlign w:val="center"/>
+          </w:tcPr>
+          <w:p>
+            <w:pPr>
+              <w:spacing w:before="120" w:after="120" w:line="240" w:lineRule="auto"/>
+              <w:jc w:val="center"/>
+            </w:pPr>
+            <w:r>
+              <w:rPr>
+                <w:rFonts w:ascii="Times New Roman" w:hAnsi="Times New Roman" w:cs="Times New Roman"/>
+                <w:b/>
+                <w:bCs/>
+                <w:sz w:val="28"/>
+                <w:szCs w:val="28"/>
+                <w:lang w:val="uz-Cyrl-UZ"/>
+              </w:rPr>
+              <w:t xml:space="preserve">1 980 000.00 сўм</w:t>
+            </w:r>
+          </w:p>
+        </w:tc>
+      </w:tr>
+      <w:tr>
+        <w:tc>
+          <w:tcPr>
+            <w:tcW w:w="850" w:type="dxa"/>
+            <w:vAlign w:val="center"/>
+          </w:tcPr>
+          <w:p>
+            <w:pPr>
+              <w:spacing w:before="120" w:after="120" w:line="240" w:lineRule="auto"/>
+              <w:jc w:val="center"/>
+            </w:pPr>
+            <w:r>
+              <w:rPr>
+                <w:rFonts w:ascii="Times New Roman" w:hAnsi="Times New Roman" w:cs="Times New Roman"/>
+                <w:b/>
+                <w:bCs/>
+                <w:sz w:val="28"/>
+                <w:szCs w:val="28"/>
+                <w:lang w:val="uz-Cyrl-UZ"/>
+              </w:rPr>
+              <w:t xml:space="preserve">11.</w:t>
+            </w:r>
+          </w:p>
+        </w:tc>
+        <w:tc>
+          <w:tcPr>
+            <w:tcW w:w="2100" w:type="dxa"/>
+            <w:vAlign w:val="center"/>
+          </w:tcPr>
+          <w:p>
+            <w:pPr>
+              <w:spacing w:before="120" w:after="120" w:line="240" w:lineRule="auto"/>
+              <w:jc w:val="center"/>
+            </w:pPr>
+            <w:r>
+              <w:rPr>
+                <w:rFonts w:ascii="Times New Roman" w:hAnsi="Times New Roman" w:cs="Times New Roman"/>
+                <w:b/>
+                <w:bCs/>
+                <w:sz w:val="28"/>
+                <w:szCs w:val="28"/>
+                <w:lang w:val="uz-Cyrl-UZ"/>
+              </w:rPr>
+              <w:t xml:space="preserve">20.06.2027</w:t>
+            </w:r>
+          </w:p>
+        </w:tc>
+        <w:tc>
+          <w:tcPr>
+            <w:tcW w:w="6050" w:type="dxa"/>
+            <w:vAlign w:val="center"/>
+          </w:tcPr>
+          <w:p>
+            <w:pPr>
+              <w:spacing w:before="120" w:after="120" w:line="240" w:lineRule="auto"/>
+              <w:jc w:val="center"/>
+            </w:pPr>
+            <w:r>
+              <w:rPr>
+                <w:rFonts w:ascii="Times New Roman" w:hAnsi="Times New Roman" w:cs="Times New Roman"/>
+                <w:b/>
+                <w:bCs/>
+                <w:sz w:val="28"/>
+                <w:szCs w:val="28"/>
+                <w:lang w:val="uz-Cyrl-UZ"/>
+              </w:rPr>
+              <w:t xml:space="preserve">1 980 000.00 сўм</w:t>
+            </w:r>
+          </w:p>
+        </w:tc>
+      </w:tr>
+      <w:tr>
+        <w:tc>
+          <w:tcPr>
+            <w:tcW w:w="850" w:type="dxa"/>
+            <w:vAlign w:val="center"/>
+          </w:tcPr>
+          <w:p>
+            <w:pPr>
+              <w:spacing w:before="120" w:after="120" w:line="240" w:lineRule="auto"/>
+              <w:jc w:val="center"/>
+            </w:pPr>
+            <w:r>
+              <w:rPr>
+                <w:rFonts w:ascii="Times New Roman" w:hAnsi="Times New Roman" w:cs="Times New Roman"/>
+                <w:b/>
+                <w:bCs/>
+                <w:sz w:val="28"/>
+                <w:szCs w:val="28"/>
+                <w:lang w:val="uz-Cyrl-UZ"/>
+              </w:rPr>
+              <w:t xml:space="preserve">12.</w:t>
+            </w:r>
+          </w:p>
+        </w:tc>
+        <w:tc>
+          <w:tcPr>
+            <w:tcW w:w="2100" w:type="dxa"/>
+            <w:vAlign w:val="center"/>
+          </w:tcPr>
+          <w:p>
+            <w:pPr>
+              <w:spacing w:before="120" w:after="120" w:line="240" w:lineRule="auto"/>
+              <w:jc w:val="center"/>
+            </w:pPr>
+            <w:r>
+              <w:rPr>
+                <w:rFonts w:ascii="Times New Roman" w:hAnsi="Times New Roman" w:cs="Times New Roman"/>
+                <w:b/>
+                <w:bCs/>
+                <w:sz w:val="28"/>
+                <w:szCs w:val="28"/>
+                <w:lang w:val="uz-Cyrl-UZ"/>
+              </w:rPr>
+              <w:t xml:space="preserve">20.07.2027</w:t>
+            </w:r>
+          </w:p>
+        </w:tc>
+        <w:tc>
+          <w:tcPr>
+            <w:tcW w:w="6050" w:type="dxa"/>
+            <w:vAlign w:val="center"/>
+          </w:tcPr>
+          <w:p>
+            <w:pPr>
+              <w:spacing w:before="120" w:after="120" w:line="240" w:lineRule="auto"/>
+              <w:jc w:val="center"/>
+            </w:pPr>
+            <w:r>
+              <w:rPr>
+                <w:rFonts w:ascii="Times New Roman" w:hAnsi="Times New Roman" w:cs="Times New Roman"/>
+                <w:b/>
+                <w:bCs/>
+                <w:sz w:val="28"/>
+                <w:szCs w:val="28"/>
+                <w:lang w:val="uz-Cyrl-UZ"/>
+              </w:rPr>
+              <w:t xml:space="preserve">1 980 000.00 сўм</w:t>
+            </w:r>
+          </w:p>
+        </w:tc>
+      </w:tr>
+      <w:tr>
+        <w:tc>
+          <w:tcPr>
+            <w:tcW w:w="850" w:type="dxa"/>
+            <w:vAlign w:val="center"/>
+          </w:tcPr>
+          <w:p>
+            <w:pPr>
+              <w:spacing w:before="120" w:after="120" w:line="240" w:lineRule="auto"/>
+              <w:jc w:val="center"/>
+            </w:pPr>
+            <w:r>
+              <w:rPr>
+                <w:rFonts w:ascii="Times New Roman" w:hAnsi="Times New Roman" w:cs="Times New Roman"/>
                 <w:sz w:val="28"/>
                 <w:szCs w:val="28"/>
                 <w:lang w:val="uz-Cyrl-UZ"/>
@@ -1755,7 +2323,7 @@
                 <w:szCs w:val="28"/>
                 <w:lang w:val="uz-Cyrl-UZ"/>
               </w:rPr>
-              <w:t xml:space="preserve">19 008 000.00 сўм</w:t>
+              <w:t xml:space="preserve">23 760 000.00 сўм</w:t>
             </w:r>
           </w:p>
         </w:tc>
@@ -1860,7 +2428,7 @@
                 <w:szCs w:val="28"/>
                 <w:lang w:val="uz-Cyrl-UZ"/>
               </w:rPr>
-              <w:t xml:space="preserve">Б. А. Шакиров</w:t>
+              <w:t xml:space="preserve">Каримов Шавкат</w:t>
             </w:r>
           </w:p>
         </w:tc>

--- a/public/uploads/contracts/draft-25.docx
+++ b/public/uploads/contracts/draft-25.docx
@@ -51,24 +51,24 @@
           <w:szCs w:val="28"/>
           <w:lang w:val="uz-Cyrl-UZ"/>
         </w:rPr>
-        <w:t xml:space="preserve">2026 йил 1-июл          А-26-CH7ZZ-сон                                        Тошкент шаҳри ш.</w:t>
-      </w:r>
-    </w:p>
-    <w:p/>
-    <w:p>
-      <w:pPr>
-        <w:spacing w:after="0" w:line="240" w:lineRule="auto"/>
-        <w:ind w:firstLine="851"/>
-        <w:jc w:val="both"/>
-      </w:pPr>
-      <w:r>
-        <w:rPr>
-          <w:rFonts w:ascii="Times New Roman" w:hAnsi="Times New Roman" w:cs="Times New Roman"/>
-          <w:sz w:val="28"/>
-          <w:szCs w:val="28"/>
-          <w:lang w:val="uz-Cyrl-UZ"/>
-        </w:rPr>
-        <w:t xml:space="preserve">Кейинги ўринларда “Ижарага берувчи” деб номланадиган Тошкент шаҳар ҳокимияти томонидан ва кейинги ўринларда “Ижарага олувчи” деб номланадиган Полатов Бойсун Ғозиевич («GULSHAN» савдо мажмуаси) томонидан мазкур шартномани Ўзбекистон Республикаси Ягона интерактив давлат хизматлари портали орқали 2026 йил 1-июл да келиб тушган А-26-CH7ZZ-сон аризага биноан тузди.</w:t>
+        <w:t xml:space="preserve">2026 йил 1-июл          А-26-QODA1-сон                                        Тошкент шаҳри ш.</w:t>
+      </w:r>
+    </w:p>
+    <w:p/>
+    <w:p>
+      <w:pPr>
+        <w:spacing w:after="0" w:line="240" w:lineRule="auto"/>
+        <w:ind w:firstLine="851"/>
+        <w:jc w:val="both"/>
+      </w:pPr>
+      <w:r>
+        <w:rPr>
+          <w:rFonts w:ascii="Times New Roman" w:hAnsi="Times New Roman" w:cs="Times New Roman"/>
+          <w:sz w:val="28"/>
+          <w:szCs w:val="28"/>
+          <w:lang w:val="uz-Cyrl-UZ"/>
+        </w:rPr>
+        <w:t xml:space="preserve">Кейинги ўринларда “Ижарага берувчи” деб номланадиган Тошкент шаҳар ҳокимияти томонидан ва кейинги ўринларда “Ижарага олувчи” деб номланадиган Тўраев Ботир («GULSHAN» савдо мажмуаси) томонидан мазкур шартномани Ўзбекистон Республикаси Ягона интерактив давлат хизматлари портали орқали 2026 йил 1-июл да келиб тушган А-26-QODA1-сон аризага биноан тузди.</w:t>
       </w:r>
     </w:p>
     <w:p/>
@@ -120,7 +120,7 @@
           <w:szCs w:val="28"/>
           <w:lang w:val="uz-Cyrl-UZ"/>
         </w:rPr>
-        <w:t xml:space="preserve">1.2. Ижарага берувчи ер участкасини 2026 йил 1-июл дан 1 (бир) йил муддатга ижарага беради, Ижарага олувчи эса ўзига тегишли бўлган Тошкент шаҳрининг Мирзо-Улуғбек туманидаги Мирзо-Улуғбек тумани, Регистон кўчаси, №94 манзилда жойлашган «GULSHAN» савдо мажмуаси объекти (ер участкаси)га туташ ҳудуддаги кейинчалик “Ер участкаси” деб номланувчи 44 кв.м ер майдонни Умумий овқатланиш фаолиятини ташкил этиш учун ижарага олади.</w:t>
+        <w:t xml:space="preserve">1.2. Ижарага берувчи ер участкасини 2026 йил 1-июл дан 1 (бир) йил муддатга ижарага беради, Ижарага олувчи эса ўзига тегишли бўлган Тошкент шаҳрининг Мирзо-Улуғбек туманидаги Мирзо-Улуғбек тумани, Сайёҳлар кўчаси, №51 манзилда жойлашган «GULSHAN» савдо мажмуаси объекти (ер участкаси)га туташ ҳудуддаги кейинчалик “Ер участкаси” деб номланувчи 52 кв.м ер майдонни Умумий овқатланиш фаолиятини ташкил этиш учун ижарага олади.</w:t>
       </w:r>
     </w:p>
     <w:p/>
@@ -257,24 +257,24 @@
           <w:szCs w:val="28"/>
           <w:lang w:val="uz-Cyrl-UZ"/>
         </w:rPr>
-        <w:t xml:space="preserve">2.5. Ер участкаси тадбиркорлик фаолиятини амалга ошириш учун берилади ва қуйидаги мақсадда фойдаланилади: Умумий овқатланиш.</w:t>
-      </w:r>
-    </w:p>
-    <w:p/>
-    <w:p>
-      <w:pPr>
-        <w:spacing w:after="0" w:line="240" w:lineRule="auto"/>
-        <w:ind w:firstLine="851"/>
-        <w:jc w:val="both"/>
-      </w:pPr>
-      <w:r>
-        <w:rPr>
-          <w:rFonts w:ascii="Times New Roman" w:hAnsi="Times New Roman" w:cs="Times New Roman"/>
-          <w:sz w:val="28"/>
-          <w:szCs w:val="28"/>
-          <w:lang w:val="uz-Cyrl-UZ"/>
-        </w:rPr>
-        <w:t xml:space="preserve">2.6. Объект жойлашган кўча тури: Шох (магистрал). Кадастр рақами: 10:11:01:05:08:0106.</w:t>
+        <w:t xml:space="preserve">2.5. Ер участкаси тадбиркорлик фаолиятини амалга ошириш учун берилади ва қуйидаги мақсадда фойдаланилади: Савдо.</w:t>
+      </w:r>
+    </w:p>
+    <w:p/>
+    <w:p>
+      <w:pPr>
+        <w:spacing w:after="0" w:line="240" w:lineRule="auto"/>
+        <w:ind w:firstLine="851"/>
+        <w:jc w:val="both"/>
+      </w:pPr>
+      <w:r>
+        <w:rPr>
+          <w:rFonts w:ascii="Times New Roman" w:hAnsi="Times New Roman" w:cs="Times New Roman"/>
+          <w:sz w:val="28"/>
+          <w:szCs w:val="28"/>
+          <w:lang w:val="uz-Cyrl-UZ"/>
+        </w:rPr>
+        <w:t xml:space="preserve">2.6. Объект жойлашган кўча тури: Ички. Кадастр рақами: 10:11:05:08:09:0106.</w:t>
       </w:r>
     </w:p>
     <w:p/>
@@ -343,7 +343,7 @@
           <w:szCs w:val="28"/>
           <w:lang w:val="uz-Cyrl-UZ"/>
         </w:rPr>
-        <w:t xml:space="preserve">3.3. Ер участкаси учун йиллик ижара тўлови 23 760 000 сўмни ташкил этади ва йиллик ижара тўлов суммасининг тенг миқдорга бўлган ҳолда ҳар ойда (ойлик 1 980 000 сўм) амалга оширилади.</w:t>
+        <w:t xml:space="preserve">3.3. Ер участкаси учун йиллик ижара тўлови 28 080 000 сўмни ташкил этади ва йиллик ижара тўлов суммасининг тенг миқдорга бўлган ҳолда ҳар ойда (ойлик 2 340 000 сўм) амалга оширилади.</w:t>
       </w:r>
     </w:p>
     <w:p/>
@@ -1218,7 +1218,7 @@
                 <w:szCs w:val="28"/>
                 <w:lang w:val="uz-Cyrl-UZ"/>
               </w:rPr>
-              <w:t xml:space="preserve">ФИО: Полатов Бойсун Ғозиевич</w:t>
+              <w:t xml:space="preserve">ФИО: Тўраев Ботир</w:t>
             </w:r>
           </w:p>
           <w:p>
@@ -1233,7 +1233,7 @@
                 <w:szCs w:val="28"/>
                 <w:lang w:val="uz-Cyrl-UZ"/>
               </w:rPr>
-              <w:t xml:space="preserve">Манзил: Мирзо-Улуғбек тумани, Регистон кўчаси, №94</w:t>
+              <w:t xml:space="preserve">Манзил: Мирзо-Улуғбек тумани, Сайёҳлар кўчаси, №51</w:t>
             </w:r>
           </w:p>
           <w:p>
@@ -1248,7 +1248,7 @@
                 <w:szCs w:val="28"/>
                 <w:lang w:val="uz-Cyrl-UZ"/>
               </w:rPr>
-              <w:t xml:space="preserve">СТИР (ЖШШИР): 31234567890123</w:t>
+              <w:t xml:space="preserve">СТИР (ЖШШИР): 30000000077777</w:t>
             </w:r>
           </w:p>
           <w:p>
@@ -1335,7 +1335,7 @@
           <w:szCs w:val="28"/>
           <w:lang w:val="uz-Cyrl-UZ"/>
         </w:rPr>
-        <w:t xml:space="preserve">А-26-CH7ZZ-сонли шартномага</w:t>
+        <w:t xml:space="preserve">А-26-QODA1-сонли шартномага</w:t>
       </w:r>
     </w:p>
     <w:p>
@@ -1473,7 +1473,7 @@
                 <w:szCs w:val="28"/>
                 <w:lang w:val="uz-Cyrl-UZ"/>
               </w:rPr>
-              <w:t xml:space="preserve">1 980 000.00 сўм</w:t>
+              <w:t xml:space="preserve">2 340 000.00 сўм</w:t>
             </w:r>
           </w:p>
         </w:tc>
@@ -1544,7 +1544,7 @@
                 <w:szCs w:val="28"/>
                 <w:lang w:val="uz-Cyrl-UZ"/>
               </w:rPr>
-              <w:t xml:space="preserve">1 980 000.00 сўм</w:t>
+              <w:t xml:space="preserve">2 340 000.00 сўм</w:t>
             </w:r>
           </w:p>
         </w:tc>
@@ -1615,7 +1615,7 @@
                 <w:szCs w:val="28"/>
                 <w:lang w:val="uz-Cyrl-UZ"/>
               </w:rPr>
-              <w:t xml:space="preserve">1 980 000.00 сўм</w:t>
+              <w:t xml:space="preserve">2 340 000.00 сўм</w:t>
             </w:r>
           </w:p>
         </w:tc>
@@ -1686,7 +1686,7 @@
                 <w:szCs w:val="28"/>
                 <w:lang w:val="uz-Cyrl-UZ"/>
               </w:rPr>
-              <w:t xml:space="preserve">1 980 000.00 сўм</w:t>
+              <w:t xml:space="preserve">2 340 000.00 сўм</w:t>
             </w:r>
           </w:p>
         </w:tc>
@@ -1757,7 +1757,7 @@
                 <w:szCs w:val="28"/>
                 <w:lang w:val="uz-Cyrl-UZ"/>
               </w:rPr>
-              <w:t xml:space="preserve">1 980 000.00 сўм</w:t>
+              <w:t xml:space="preserve">2 340 000.00 сўм</w:t>
             </w:r>
           </w:p>
         </w:tc>
@@ -1828,7 +1828,7 @@
                 <w:szCs w:val="28"/>
                 <w:lang w:val="uz-Cyrl-UZ"/>
               </w:rPr>
-              <w:t xml:space="preserve">1 980 000.00 сўм</w:t>
+              <w:t xml:space="preserve">2 340 000.00 сўм</w:t>
             </w:r>
           </w:p>
         </w:tc>
@@ -1899,7 +1899,7 @@
                 <w:szCs w:val="28"/>
                 <w:lang w:val="uz-Cyrl-UZ"/>
               </w:rPr>
-              <w:t xml:space="preserve">1 980 000.00 сўм</w:t>
+              <w:t xml:space="preserve">2 340 000.00 сўм</w:t>
             </w:r>
           </w:p>
         </w:tc>
@@ -1970,7 +1970,7 @@
                 <w:szCs w:val="28"/>
                 <w:lang w:val="uz-Cyrl-UZ"/>
               </w:rPr>
-              <w:t xml:space="preserve">1 980 000.00 сўм</w:t>
+              <w:t xml:space="preserve">2 340 000.00 сўм</w:t>
             </w:r>
           </w:p>
         </w:tc>
@@ -2041,7 +2041,7 @@
                 <w:szCs w:val="28"/>
                 <w:lang w:val="uz-Cyrl-UZ"/>
               </w:rPr>
-              <w:t xml:space="preserve">1 980 000.00 сўм</w:t>
+              <w:t xml:space="preserve">2 340 000.00 сўм</w:t>
             </w:r>
           </w:p>
         </w:tc>
@@ -2112,7 +2112,7 @@
                 <w:szCs w:val="28"/>
                 <w:lang w:val="uz-Cyrl-UZ"/>
               </w:rPr>
-              <w:t xml:space="preserve">1 980 000.00 сўм</w:t>
+              <w:t xml:space="preserve">2 340 000.00 сўм</w:t>
             </w:r>
           </w:p>
         </w:tc>
@@ -2183,7 +2183,7 @@
                 <w:szCs w:val="28"/>
                 <w:lang w:val="uz-Cyrl-UZ"/>
               </w:rPr>
-              <w:t xml:space="preserve">1 980 000.00 сўм</w:t>
+              <w:t xml:space="preserve">2 340 000.00 сўм</w:t>
             </w:r>
           </w:p>
         </w:tc>
@@ -2254,7 +2254,7 @@
                 <w:szCs w:val="28"/>
                 <w:lang w:val="uz-Cyrl-UZ"/>
               </w:rPr>
-              <w:t xml:space="preserve">1 980 000.00 сўм</w:t>
+              <w:t xml:space="preserve">2 340 000.00 сўм</w:t>
             </w:r>
           </w:p>
         </w:tc>
@@ -2323,7 +2323,7 @@
                 <w:szCs w:val="28"/>
                 <w:lang w:val="uz-Cyrl-UZ"/>
               </w:rPr>
-              <w:t xml:space="preserve">23 760 000.00 сўм</w:t>
+              <w:t xml:space="preserve">28 080 000.00 сўм</w:t>
             </w:r>
           </w:p>
         </w:tc>
@@ -2516,7 +2516,7 @@
                 <w:szCs w:val="28"/>
                 <w:lang w:val="uz-Cyrl-UZ"/>
               </w:rPr>
-              <w:t xml:space="preserve">Полатов Бойсун Ғозиевич</w:t>
+              <w:t xml:space="preserve">Тўраев Ботир</w:t>
             </w:r>
           </w:p>
         </w:tc>
